--- a/website/public/notes/cybersecurity-command-cheatsheet.docx
+++ b/website/public/notes/cybersecurity-command-cheatsheet.docx
@@ -1744,6 +1744,1491 @@
         </w:tc>
       </w:tr>
     </w:tbl>
+    <w:p>
+      <w:pPr>
+        <w:pageBreakBefore/>
+        <w:spacing w:before="0" w:after="20" w:line="240" w:lineRule="auto"/>
+        <w:jc w:val="right"/>
+      </w:pPr>
+      <w:r>
+        <w:rPr>
+          <w:rFonts w:ascii="Comic Neue" w:hAnsi="Comic Neue" w:eastAsia="Comic Neue"/>
+          <w:b/>
+          <w:i/>
+          <w:color w:val="688097"/>
+          <w:sz w:val="15"/>
+        </w:rPr>
+        <w:t>OPENCYBERPATH FIELD NOTEBOOK - MATCHED EXTERNAL PRACTICE</w:t>
+      </w:r>
+    </w:p>
+    <w:p>
+      <w:pPr>
+        <w:keepNext/>
+        <w:spacing w:before="100" w:after="80" w:line="240" w:lineRule="auto"/>
+      </w:pPr>
+      <w:r>
+        <w:rPr>
+          <w:rFonts w:ascii="Comic Neue" w:hAnsi="Comic Neue" w:eastAsia="Comic Neue"/>
+          <w:b/>
+          <w:i/>
+          <w:color w:val="087F8C"/>
+          <w:sz w:val="34"/>
+        </w:rPr>
+        <w:t>A real lab for these notes</w:t>
+      </w:r>
+    </w:p>
+    <w:p>
+      <w:pPr>
+        <w:spacing w:before="0" w:after="80" w:line="240" w:lineRule="auto"/>
+      </w:pPr>
+      <w:r>
+        <w:rPr>
+          <w:rFonts w:ascii="Comic Neue" w:hAnsi="Comic Neue" w:eastAsia="Comic Neue"/>
+          <w:b w:val="0"/>
+          <w:i w:val="0"/>
+          <w:color w:val="24344D"/>
+          <w:sz w:val="20"/>
+        </w:rPr>
+        <w:t>Topic: Beginner commands for Linux, Windows CMD, PowerShell, local networking, and safe lab setup. These pages connect the existing OpenCyberPath notes to specific provider-hosted exercises. The card label is intentionally generic; the exact task name and direct URL are listed here so you can open the right exercise instead of a whole catalogue.</w:t>
+      </w:r>
+    </w:p>
+    <w:p>
+      <w:pPr>
+        <w:keepNext/>
+        <w:spacing w:before="40" w:after="80" w:line="240" w:lineRule="auto"/>
+      </w:pPr>
+      <w:r>
+        <w:rPr>
+          <w:rFonts w:ascii="Comic Neue" w:hAnsi="Comic Neue" w:eastAsia="Comic Neue"/>
+          <w:b/>
+          <w:i/>
+          <w:color w:val="B34778"/>
+          <w:sz w:val="25"/>
+        </w:rPr>
+        <w:t>Concept checkpoints</w:t>
+      </w:r>
+    </w:p>
+    <w:p>
+      <w:pPr>
+        <w:pStyle w:val="ListBullet"/>
+        <w:spacing w:before="0" w:after="40" w:line="240" w:lineRule="auto"/>
+      </w:pPr>
+      <w:r>
+        <w:rPr>
+          <w:rFonts w:ascii="Comic Neue" w:hAnsi="Comic Neue" w:eastAsia="Comic Neue"/>
+          <w:b w:val="0"/>
+          <w:i w:val="0"/>
+          <w:color w:val="283A50"/>
+          <w:sz w:val="19"/>
+        </w:rPr>
+        <w:t>Read the help page before using a new command.</w:t>
+      </w:r>
+    </w:p>
+    <w:p>
+      <w:pPr>
+        <w:pStyle w:val="ListBullet"/>
+        <w:spacing w:before="0" w:after="40" w:line="240" w:lineRule="auto"/>
+      </w:pPr>
+      <w:r>
+        <w:rPr>
+          <w:rFonts w:ascii="Comic Neue" w:hAnsi="Comic Neue" w:eastAsia="Comic Neue"/>
+          <w:b w:val="0"/>
+          <w:i w:val="0"/>
+          <w:color w:val="283A50"/>
+          <w:sz w:val="19"/>
+        </w:rPr>
+        <w:t>Use read-only discovery first: identity, path, version, and configuration.</w:t>
+      </w:r>
+    </w:p>
+    <w:p>
+      <w:pPr>
+        <w:pStyle w:val="ListBullet"/>
+        <w:spacing w:before="0" w:after="40" w:line="240" w:lineRule="auto"/>
+      </w:pPr>
+      <w:r>
+        <w:rPr>
+          <w:rFonts w:ascii="Comic Neue" w:hAnsi="Comic Neue" w:eastAsia="Comic Neue"/>
+          <w:b w:val="0"/>
+          <w:i w:val="0"/>
+          <w:color w:val="283A50"/>
+          <w:sz w:val="19"/>
+        </w:rPr>
+        <w:t>Networking commands below are limited to localhost or a host/IP explicitly assigned by a training room.</w:t>
+      </w:r>
+    </w:p>
+    <w:p>
+      <w:pPr>
+        <w:pStyle w:val="ListBullet"/>
+        <w:spacing w:before="0" w:after="40" w:line="240" w:lineRule="auto"/>
+      </w:pPr>
+      <w:r>
+        <w:rPr>
+          <w:rFonts w:ascii="Comic Neue" w:hAnsi="Comic Neue" w:eastAsia="Comic Neue"/>
+          <w:b w:val="0"/>
+          <w:i w:val="0"/>
+          <w:color w:val="283A50"/>
+          <w:sz w:val="19"/>
+        </w:rPr>
+        <w:t>Use git clone only for an intended public repository such as OWASP Juice Shop; the clone command does not start or test any remote target.</w:t>
+      </w:r>
+    </w:p>
+    <w:p>
+      <w:pPr>
+        <w:keepNext/>
+        <w:spacing w:before="0" w:after="0" w:line="240" w:lineRule="auto"/>
+      </w:pPr>
+      <w:r>
+        <w:rPr>
+          <w:rFonts w:ascii="Comic Neue" w:hAnsi="Comic Neue" w:eastAsia="Comic Neue"/>
+          <w:b/>
+          <w:i w:val="0"/>
+          <w:color w:val="213A58"/>
+          <w:sz w:val="20"/>
+        </w:rPr>
+        <w:t xml:space="preserve">Windows Command Line  </w:t>
+      </w:r>
+      <w:r>
+        <w:rPr>
+          <w:rFonts w:ascii="Comic Neue" w:hAnsi="Comic Neue" w:eastAsia="Comic Neue"/>
+          <w:b w:val="0"/>
+          <w:i/>
+          <w:color w:val="007B89"/>
+          <w:sz w:val="17"/>
+        </w:rPr>
+        <w:t>[TryHackMe]</w:t>
+      </w:r>
+    </w:p>
+    <w:p>
+      <w:pPr>
+        <w:spacing w:before="0" w:after="20" w:line="240" w:lineRule="auto"/>
+      </w:pPr>
+      <w:hyperlink r:id="rId11">
+        <w:r>
+          <w:rPr>
+            <w:color w:val="1465A8"/>
+            <w:u w:val="single"/>
+            <w:rFonts w:ascii="DejaVu Sans Mono" w:hAnsi="DejaVu Sans Mono" w:eastAsia="DejaVu Sans Mono"/>
+            <w:sz w:val="15"/>
+          </w:rPr>
+          <w:t>https://tryhackme.com/room/windowscommandline</w:t>
+        </w:r>
+      </w:hyperlink>
+    </w:p>
+    <w:p>
+      <w:pPr>
+        <w:spacing w:before="0" w:after="60" w:line="240" w:lineRule="auto"/>
+      </w:pPr>
+      <w:r>
+        <w:rPr>
+          <w:rFonts w:ascii="Comic Neue" w:hAnsi="Comic Neue" w:eastAsia="Comic Neue"/>
+          <w:b w:val="0"/>
+          <w:i/>
+          <w:color w:val="5E6D7E"/>
+          <w:sz w:val="17"/>
+        </w:rPr>
+        <w:t>Access note: Account required; a deployable machine is described by the provider. Current room access may vary.</w:t>
+      </w:r>
+    </w:p>
+    <w:p>
+      <w:pPr>
+        <w:keepNext/>
+        <w:spacing w:before="0" w:after="0" w:line="240" w:lineRule="auto"/>
+      </w:pPr>
+      <w:r>
+        <w:rPr>
+          <w:rFonts w:ascii="Comic Neue" w:hAnsi="Comic Neue" w:eastAsia="Comic Neue"/>
+          <w:b/>
+          <w:i w:val="0"/>
+          <w:color w:val="213A58"/>
+          <w:sz w:val="20"/>
+        </w:rPr>
+        <w:t xml:space="preserve">Windows PowerShell  </w:t>
+      </w:r>
+      <w:r>
+        <w:rPr>
+          <w:rFonts w:ascii="Comic Neue" w:hAnsi="Comic Neue" w:eastAsia="Comic Neue"/>
+          <w:b w:val="0"/>
+          <w:i/>
+          <w:color w:val="007B89"/>
+          <w:sz w:val="17"/>
+        </w:rPr>
+        <w:t>[TryHackMe]</w:t>
+      </w:r>
+    </w:p>
+    <w:p>
+      <w:pPr>
+        <w:spacing w:before="0" w:after="20" w:line="240" w:lineRule="auto"/>
+      </w:pPr>
+      <w:hyperlink r:id="rId12">
+        <w:r>
+          <w:rPr>
+            <w:color w:val="1465A8"/>
+            <w:u w:val="single"/>
+            <w:rFonts w:ascii="DejaVu Sans Mono" w:hAnsi="DejaVu Sans Mono" w:eastAsia="DejaVu Sans Mono"/>
+            <w:sz w:val="15"/>
+          </w:rPr>
+          <w:t>https://tryhackme.com/room/windowspowershell</w:t>
+        </w:r>
+      </w:hyperlink>
+    </w:p>
+    <w:p>
+      <w:pPr>
+        <w:spacing w:before="0" w:after="60" w:line="240" w:lineRule="auto"/>
+      </w:pPr>
+      <w:r>
+        <w:rPr>
+          <w:rFonts w:ascii="Comic Neue" w:hAnsi="Comic Neue" w:eastAsia="Comic Neue"/>
+          <w:b w:val="0"/>
+          <w:i/>
+          <w:color w:val="5E6D7E"/>
+          <w:sz w:val="17"/>
+        </w:rPr>
+        <w:t>Access note: Account required; the provider page may reserve some room tasks for paid access.</w:t>
+      </w:r>
+    </w:p>
+    <w:p>
+      <w:pPr>
+        <w:keepNext/>
+        <w:spacing w:before="0" w:after="0" w:line="240" w:lineRule="auto"/>
+      </w:pPr>
+      <w:r>
+        <w:rPr>
+          <w:rFonts w:ascii="Comic Neue" w:hAnsi="Comic Neue" w:eastAsia="Comic Neue"/>
+          <w:b/>
+          <w:i w:val="0"/>
+          <w:color w:val="213A58"/>
+          <w:sz w:val="20"/>
+        </w:rPr>
+        <w:t xml:space="preserve">Bandit Level 0  </w:t>
+      </w:r>
+      <w:r>
+        <w:rPr>
+          <w:rFonts w:ascii="Comic Neue" w:hAnsi="Comic Neue" w:eastAsia="Comic Neue"/>
+          <w:b w:val="0"/>
+          <w:i/>
+          <w:color w:val="007B89"/>
+          <w:sz w:val="17"/>
+        </w:rPr>
+        <w:t>[OverTheWire]</w:t>
+      </w:r>
+    </w:p>
+    <w:p>
+      <w:pPr>
+        <w:spacing w:before="0" w:after="20" w:line="240" w:lineRule="auto"/>
+      </w:pPr>
+      <w:hyperlink r:id="rId13">
+        <w:r>
+          <w:rPr>
+            <w:color w:val="1465A8"/>
+            <w:u w:val="single"/>
+            <w:rFonts w:ascii="DejaVu Sans Mono" w:hAnsi="DejaVu Sans Mono" w:eastAsia="DejaVu Sans Mono"/>
+            <w:sz w:val="15"/>
+          </w:rPr>
+          <w:t>https://overthewire.org/wargames/bandit/bandit0.html</w:t>
+        </w:r>
+      </w:hyperlink>
+    </w:p>
+    <w:p>
+      <w:pPr>
+        <w:spacing w:before="0" w:after="60" w:line="240" w:lineRule="auto"/>
+      </w:pPr>
+      <w:r>
+        <w:rPr>
+          <w:rFonts w:ascii="Comic Neue" w:hAnsi="Comic Neue" w:eastAsia="Comic Neue"/>
+          <w:b w:val="0"/>
+          <w:i/>
+          <w:color w:val="5E6D7E"/>
+          <w:sz w:val="17"/>
+        </w:rPr>
+        <w:t>Access note: Free SSH practice against the official Bandit game host; use only its designated login and port.</w:t>
+      </w:r>
+    </w:p>
+    <w:tbl>
+      <w:tblPr>
+        <w:tblW w:type="auto" w:w="0"/>
+        <w:jc w:val="center"/>
+        <w:tblLayout w:type="autofit"/>
+        <w:tblLook w:firstColumn="1" w:firstRow="1" w:lastColumn="0" w:lastRow="0" w:noHBand="0" w:noVBand="1" w:val="04A0"/>
+      </w:tblPr>
+      <w:tblGrid>
+        <w:gridCol w:w="10108"/>
+      </w:tblGrid>
+      <w:tr>
+        <w:tc>
+          <w:tcPr>
+            <w:tcW w:type="dxa" w:w="10108"/>
+            <w:shd w:fill="DDF4F2"/>
+            <w:tcMar>
+              <w:top w:w="90" w:type="dxa"/>
+              <w:start w:w="150" w:type="dxa"/>
+              <w:bottom w:w="90" w:type="dxa"/>
+              <w:end w:w="150" w:type="dxa"/>
+            </w:tcMar>
+          </w:tcPr>
+          <w:p>
+            <w:pPr>
+              <w:spacing w:before="0" w:after="0" w:line="240" w:lineRule="auto"/>
+            </w:pPr>
+            <w:r>
+              <w:rPr>
+                <w:rFonts w:ascii="Comic Neue" w:hAnsi="Comic Neue" w:eastAsia="Comic Neue"/>
+                <w:b/>
+                <w:i/>
+                <w:color w:val="087F8C"/>
+                <w:sz w:val="18"/>
+              </w:rPr>
+              <w:t xml:space="preserve">ACCESS CHECK  </w:t>
+            </w:r>
+            <w:r>
+              <w:rPr>
+                <w:rFonts w:ascii="Comic Neue" w:hAnsi="Comic Neue" w:eastAsia="Comic Neue"/>
+                <w:b w:val="0"/>
+                <w:i w:val="0"/>
+                <w:color w:val="2F3E50"/>
+                <w:sz w:val="18"/>
+              </w:rPr>
+              <w:t>Open the exact task page and verify the current login, account tier, VM launch button, free/paid terms, and any cost notes before starting. A provider may change availability or retire a challenge.</w:t>
+            </w:r>
+          </w:p>
+        </w:tc>
+      </w:tr>
+    </w:tbl>
+    <w:p>
+      <w:pPr>
+        <w:spacing w:after="0"/>
+      </w:pPr>
+    </w:p>
+    <w:p>
+      <w:pPr>
+        <w:keepNext/>
+        <w:spacing w:before="40" w:after="80" w:line="240" w:lineRule="auto"/>
+      </w:pPr>
+      <w:r>
+        <w:rPr>
+          <w:rFonts w:ascii="Comic Neue" w:hAnsi="Comic Neue" w:eastAsia="Comic Neue"/>
+          <w:b/>
+          <w:i/>
+          <w:color w:val="B34778"/>
+          <w:sz w:val="25"/>
+        </w:rPr>
+        <w:t>Before you click Start</w:t>
+      </w:r>
+    </w:p>
+    <w:p>
+      <w:pPr>
+        <w:pStyle w:val="ListBullet"/>
+        <w:spacing w:before="0" w:after="40" w:line="240" w:lineRule="auto"/>
+      </w:pPr>
+      <w:r>
+        <w:rPr>
+          <w:rFonts w:ascii="Comic Neue" w:hAnsi="Comic Neue" w:eastAsia="Comic Neue"/>
+          <w:b w:val="0"/>
+          <w:i w:val="0"/>
+          <w:color w:val="283A50"/>
+          <w:sz w:val="19"/>
+        </w:rPr>
+        <w:t>Write down the provider’s target/scope and use only the instance it creates for you.</w:t>
+      </w:r>
+    </w:p>
+    <w:p>
+      <w:pPr>
+        <w:pStyle w:val="ListBullet"/>
+        <w:spacing w:before="0" w:after="40" w:line="240" w:lineRule="auto"/>
+      </w:pPr>
+      <w:r>
+        <w:rPr>
+          <w:rFonts w:ascii="Comic Neue" w:hAnsi="Comic Neue" w:eastAsia="Comic Neue"/>
+          <w:b w:val="0"/>
+          <w:i w:val="0"/>
+          <w:color w:val="283A50"/>
+          <w:sz w:val="19"/>
+        </w:rPr>
+        <w:t>Keep this notebook beside the exercise. Use its original course data before trying commands on a local machine.</w:t>
+      </w:r>
+    </w:p>
+    <w:p>
+      <w:pPr>
+        <w:pStyle w:val="ListBullet"/>
+        <w:spacing w:before="0" w:after="40" w:line="240" w:lineRule="auto"/>
+      </w:pPr>
+      <w:r>
+        <w:rPr>
+          <w:rFonts w:ascii="Comic Neue" w:hAnsi="Comic Neue" w:eastAsia="Comic Neue"/>
+          <w:b w:val="0"/>
+          <w:i w:val="0"/>
+          <w:color w:val="283A50"/>
+          <w:sz w:val="19"/>
+        </w:rPr>
+        <w:t>Capture timestamps, filenames, row/packet IDs, and a short explanation; redact credentials, tokens, and personal data.</w:t>
+      </w:r>
+    </w:p>
+    <w:p>
+      <w:pPr>
+        <w:pStyle w:val="ListBullet"/>
+        <w:spacing w:before="0" w:after="40" w:line="240" w:lineRule="auto"/>
+      </w:pPr>
+      <w:r>
+        <w:rPr>
+          <w:rFonts w:ascii="Comic Neue" w:hAnsi="Comic Neue" w:eastAsia="Comic Neue"/>
+          <w:b w:val="0"/>
+          <w:i w:val="0"/>
+          <w:color w:val="283A50"/>
+          <w:sz w:val="19"/>
+        </w:rPr>
+        <w:t>If a page says retired, premium, or downloadable-only, use the alternative listed in the access note or return to the matching interactive lab above.</w:t>
+      </w:r>
+    </w:p>
+    <w:p>
+      <w:pPr>
+        <w:pageBreakBefore/>
+        <w:spacing w:before="0" w:after="20" w:line="240" w:lineRule="auto"/>
+        <w:jc w:val="right"/>
+      </w:pPr>
+      <w:r>
+        <w:rPr>
+          <w:rFonts w:ascii="Comic Neue" w:hAnsi="Comic Neue" w:eastAsia="Comic Neue"/>
+          <w:b/>
+          <w:i/>
+          <w:color w:val="688097"/>
+          <w:sz w:val="15"/>
+        </w:rPr>
+        <w:t>COMMAND NOTEBOOK - COPY ONE LINE AT A TIME</w:t>
+      </w:r>
+    </w:p>
+    <w:p>
+      <w:pPr>
+        <w:keepNext/>
+        <w:spacing w:before="100" w:after="80" w:line="240" w:lineRule="auto"/>
+      </w:pPr>
+      <w:r>
+        <w:rPr>
+          <w:rFonts w:ascii="Comic Neue" w:hAnsi="Comic Neue" w:eastAsia="Comic Neue"/>
+          <w:b/>
+          <w:i/>
+          <w:color w:val="087F8C"/>
+          <w:sz w:val="34"/>
+        </w:rPr>
+        <w:t>Commands you can explain</w:t>
+      </w:r>
+    </w:p>
+    <w:p>
+      <w:pPr>
+        <w:spacing w:before="0" w:after="80" w:line="240" w:lineRule="auto"/>
+      </w:pPr>
+      <w:r>
+        <w:rPr>
+          <w:rFonts w:ascii="Comic Neue" w:hAnsi="Comic Neue" w:eastAsia="Comic Neue"/>
+          <w:b/>
+          <w:i w:val="0"/>
+          <w:color w:val="8B4E24"/>
+          <w:sz w:val="19"/>
+        </w:rPr>
+        <w:t>The Nmap examples are scoped to loopback or the exact IP/hostname assigned in the official training room. No blanket permission is implied for public systems.</w:t>
+      </w:r>
+    </w:p>
+    <w:p>
+      <w:pPr>
+        <w:spacing w:before="0" w:after="100" w:line="240" w:lineRule="auto"/>
+      </w:pPr>
+      <w:r>
+        <w:rPr>
+          <w:rFonts w:ascii="Comic Neue" w:hAnsi="Comic Neue" w:eastAsia="Comic Neue"/>
+          <w:b w:val="0"/>
+          <w:i/>
+          <w:color w:val="5A6C7E"/>
+          <w:sz w:val="18"/>
+        </w:rPr>
+        <w:t>First download the matching sample file(s) from the existing card when a command names one. Keep the data in a practice folder and never execute strings stored in evidence.</w:t>
+      </w:r>
+    </w:p>
+    <w:p>
+      <w:pPr>
+        <w:keepNext/>
+        <w:spacing w:before="60" w:after="0" w:line="240" w:lineRule="auto"/>
+      </w:pPr>
+      <w:r>
+        <w:rPr>
+          <w:rFonts w:ascii="Comic Neue" w:hAnsi="Comic Neue" w:eastAsia="Comic Neue"/>
+          <w:b/>
+          <w:i w:val="0"/>
+          <w:color w:val="007B89"/>
+          <w:sz w:val="16"/>
+        </w:rPr>
+        <w:t xml:space="preserve">LINUX BASICS  </w:t>
+      </w:r>
+    </w:p>
+    <w:tbl>
+      <w:tblPr>
+        <w:tblW w:type="auto" w:w="0"/>
+        <w:jc w:val="center"/>
+        <w:tblLook w:firstColumn="1" w:firstRow="1" w:lastColumn="0" w:lastRow="0" w:noHBand="0" w:noVBand="1" w:val="04A0"/>
+      </w:tblPr>
+      <w:tblGrid>
+        <w:gridCol w:w="10108"/>
+      </w:tblGrid>
+      <w:tr>
+        <w:tc>
+          <w:tcPr>
+            <w:tcW w:type="dxa" w:w="10108"/>
+            <w:shd w:fill="EEF5FA"/>
+            <w:tcMar>
+              <w:top w:w="55" w:type="dxa"/>
+              <w:start w:w="110" w:type="dxa"/>
+              <w:bottom w:w="55" w:type="dxa"/>
+              <w:end w:w="110" w:type="dxa"/>
+            </w:tcMar>
+          </w:tcPr>
+          <w:p>
+            <w:pPr>
+              <w:spacing w:before="0" w:after="0" w:line="240" w:lineRule="auto"/>
+            </w:pPr>
+            <w:r>
+              <w:rPr>
+                <w:rFonts w:ascii="DejaVu Sans Mono" w:hAnsi="DejaVu Sans Mono" w:eastAsia="DejaVu Sans Mono"/>
+                <w:b w:val="0"/>
+                <w:i w:val="0"/>
+                <w:color w:val="172E45"/>
+                <w:sz w:val="16"/>
+              </w:rPr>
+              <w:t>pwd; ls -la; whoami; uname -a</w:t>
+            </w:r>
+          </w:p>
+        </w:tc>
+      </w:tr>
+    </w:tbl>
+    <w:p>
+      <w:pPr>
+        <w:spacing w:before="0" w:after="60" w:line="240" w:lineRule="auto"/>
+      </w:pPr>
+      <w:r>
+        <w:rPr>
+          <w:rFonts w:ascii="Comic Neue" w:hAnsi="Comic Neue" w:eastAsia="Comic Neue"/>
+          <w:b w:val="0"/>
+          <w:i/>
+          <w:color w:val="5D6E80"/>
+          <w:sz w:val="17"/>
+        </w:rPr>
+        <w:t>Show directory, files, current user, and OS details.</w:t>
+      </w:r>
+    </w:p>
+    <w:p>
+      <w:pPr>
+        <w:keepNext/>
+        <w:spacing w:before="60" w:after="0" w:line="240" w:lineRule="auto"/>
+      </w:pPr>
+      <w:r>
+        <w:rPr>
+          <w:rFonts w:ascii="Comic Neue" w:hAnsi="Comic Neue" w:eastAsia="Comic Neue"/>
+          <w:b/>
+          <w:i w:val="0"/>
+          <w:color w:val="007B89"/>
+          <w:sz w:val="16"/>
+        </w:rPr>
+        <w:t xml:space="preserve">LINUX LOG READING  </w:t>
+      </w:r>
+    </w:p>
+    <w:tbl>
+      <w:tblPr>
+        <w:tblW w:type="auto" w:w="0"/>
+        <w:jc w:val="center"/>
+        <w:tblLook w:firstColumn="1" w:firstRow="1" w:lastColumn="0" w:lastRow="0" w:noHBand="0" w:noVBand="1" w:val="04A0"/>
+      </w:tblPr>
+      <w:tblGrid>
+        <w:gridCol w:w="10108"/>
+      </w:tblGrid>
+      <w:tr>
+        <w:tc>
+          <w:tcPr>
+            <w:tcW w:type="dxa" w:w="10108"/>
+            <w:shd w:fill="EEF5FA"/>
+            <w:tcMar>
+              <w:top w:w="55" w:type="dxa"/>
+              <w:start w:w="110" w:type="dxa"/>
+              <w:bottom w:w="55" w:type="dxa"/>
+              <w:end w:w="110" w:type="dxa"/>
+            </w:tcMar>
+          </w:tcPr>
+          <w:p>
+            <w:pPr>
+              <w:spacing w:before="0" w:after="0" w:line="240" w:lineRule="auto"/>
+            </w:pPr>
+            <w:r>
+              <w:rPr>
+                <w:rFonts w:ascii="DejaVu Sans Mono" w:hAnsi="DejaVu Sans Mono" w:eastAsia="DejaVu Sans Mono"/>
+                <w:b w:val="0"/>
+                <w:i w:val="0"/>
+                <w:color w:val="172E45"/>
+                <w:sz w:val="16"/>
+              </w:rPr>
+              <w:t>grep -inE "failed|denied|error" ./sample.log | head -n 20</w:t>
+            </w:r>
+          </w:p>
+        </w:tc>
+      </w:tr>
+    </w:tbl>
+    <w:p>
+      <w:pPr>
+        <w:spacing w:before="0" w:after="60" w:line="240" w:lineRule="auto"/>
+      </w:pPr>
+      <w:r>
+        <w:rPr>
+          <w:rFonts w:ascii="Comic Neue" w:hAnsi="Comic Neue" w:eastAsia="Comic Neue"/>
+          <w:b w:val="0"/>
+          <w:i/>
+          <w:color w:val="5D6E80"/>
+          <w:sz w:val="17"/>
+        </w:rPr>
+        <w:t>Filter a local training log; adjust keywords to the exercise.</w:t>
+      </w:r>
+    </w:p>
+    <w:p>
+      <w:pPr>
+        <w:keepNext/>
+        <w:spacing w:before="60" w:after="0" w:line="240" w:lineRule="auto"/>
+      </w:pPr>
+      <w:r>
+        <w:rPr>
+          <w:rFonts w:ascii="Comic Neue" w:hAnsi="Comic Neue" w:eastAsia="Comic Neue"/>
+          <w:b/>
+          <w:i w:val="0"/>
+          <w:color w:val="007B89"/>
+          <w:sz w:val="16"/>
+        </w:rPr>
+        <w:t xml:space="preserve">WINDOWS CMD  </w:t>
+      </w:r>
+    </w:p>
+    <w:tbl>
+      <w:tblPr>
+        <w:tblW w:type="auto" w:w="0"/>
+        <w:jc w:val="center"/>
+        <w:tblLook w:firstColumn="1" w:firstRow="1" w:lastColumn="0" w:lastRow="0" w:noHBand="0" w:noVBand="1" w:val="04A0"/>
+      </w:tblPr>
+      <w:tblGrid>
+        <w:gridCol w:w="10108"/>
+      </w:tblGrid>
+      <w:tr>
+        <w:tc>
+          <w:tcPr>
+            <w:tcW w:type="dxa" w:w="10108"/>
+            <w:shd w:fill="EEF5FA"/>
+            <w:tcMar>
+              <w:top w:w="55" w:type="dxa"/>
+              <w:start w:w="110" w:type="dxa"/>
+              <w:bottom w:w="55" w:type="dxa"/>
+              <w:end w:w="110" w:type="dxa"/>
+            </w:tcMar>
+          </w:tcPr>
+          <w:p>
+            <w:pPr>
+              <w:spacing w:before="0" w:after="0" w:line="240" w:lineRule="auto"/>
+            </w:pPr>
+            <w:r>
+              <w:rPr>
+                <w:rFonts w:ascii="DejaVu Sans Mono" w:hAnsi="DejaVu Sans Mono" w:eastAsia="DejaVu Sans Mono"/>
+                <w:b w:val="0"/>
+                <w:i w:val="0"/>
+                <w:color w:val="172E45"/>
+                <w:sz w:val="16"/>
+              </w:rPr>
+              <w:t>whoami &amp; cd &amp; ipconfig /all</w:t>
+            </w:r>
+          </w:p>
+        </w:tc>
+      </w:tr>
+    </w:tbl>
+    <w:p>
+      <w:pPr>
+        <w:spacing w:before="0" w:after="60" w:line="240" w:lineRule="auto"/>
+      </w:pPr>
+      <w:r>
+        <w:rPr>
+          <w:rFonts w:ascii="Comic Neue" w:hAnsi="Comic Neue" w:eastAsia="Comic Neue"/>
+          <w:b w:val="0"/>
+          <w:i/>
+          <w:color w:val="5D6E80"/>
+          <w:sz w:val="17"/>
+        </w:rPr>
+        <w:t>Display user, current directory, and local network configuration on your own VM.</w:t>
+      </w:r>
+    </w:p>
+    <w:p>
+      <w:pPr>
+        <w:keepNext/>
+        <w:spacing w:before="60" w:after="0" w:line="240" w:lineRule="auto"/>
+      </w:pPr>
+      <w:r>
+        <w:rPr>
+          <w:rFonts w:ascii="Comic Neue" w:hAnsi="Comic Neue" w:eastAsia="Comic Neue"/>
+          <w:b/>
+          <w:i w:val="0"/>
+          <w:color w:val="007B89"/>
+          <w:sz w:val="16"/>
+        </w:rPr>
+        <w:t xml:space="preserve">POWERSHELL / OS  </w:t>
+      </w:r>
+    </w:p>
+    <w:tbl>
+      <w:tblPr>
+        <w:tblW w:type="auto" w:w="0"/>
+        <w:jc w:val="center"/>
+        <w:tblLook w:firstColumn="1" w:firstRow="1" w:lastColumn="0" w:lastRow="0" w:noHBand="0" w:noVBand="1" w:val="04A0"/>
+      </w:tblPr>
+      <w:tblGrid>
+        <w:gridCol w:w="10108"/>
+      </w:tblGrid>
+      <w:tr>
+        <w:tc>
+          <w:tcPr>
+            <w:tcW w:type="dxa" w:w="10108"/>
+            <w:shd w:fill="EEF5FA"/>
+            <w:tcMar>
+              <w:top w:w="55" w:type="dxa"/>
+              <w:start w:w="110" w:type="dxa"/>
+              <w:bottom w:w="55" w:type="dxa"/>
+              <w:end w:w="110" w:type="dxa"/>
+            </w:tcMar>
+          </w:tcPr>
+          <w:p>
+            <w:pPr>
+              <w:spacing w:before="0" w:after="0" w:line="240" w:lineRule="auto"/>
+            </w:pPr>
+            <w:r>
+              <w:rPr>
+                <w:rFonts w:ascii="DejaVu Sans Mono" w:hAnsi="DejaVu Sans Mono" w:eastAsia="DejaVu Sans Mono"/>
+                <w:b w:val="0"/>
+                <w:i w:val="0"/>
+                <w:color w:val="172E45"/>
+                <w:sz w:val="16"/>
+              </w:rPr>
+              <w:t>Get-ComputerInfo | Select-Object WindowsProductName,WindowsVersion,OsArchitecture</w:t>
+            </w:r>
+          </w:p>
+        </w:tc>
+      </w:tr>
+    </w:tbl>
+    <w:p>
+      <w:pPr>
+        <w:spacing w:before="0" w:after="60" w:line="240" w:lineRule="auto"/>
+      </w:pPr>
+      <w:r>
+        <w:rPr>
+          <w:rFonts w:ascii="Comic Neue" w:hAnsi="Comic Neue" w:eastAsia="Comic Neue"/>
+          <w:b w:val="0"/>
+          <w:i/>
+          <w:color w:val="5D6E80"/>
+          <w:sz w:val="17"/>
+        </w:rPr>
+        <w:t>Display OS information; no settings are changed.</w:t>
+      </w:r>
+    </w:p>
+    <w:p>
+      <w:pPr>
+        <w:keepNext/>
+        <w:spacing w:before="60" w:after="0" w:line="240" w:lineRule="auto"/>
+      </w:pPr>
+      <w:r>
+        <w:rPr>
+          <w:rFonts w:ascii="Comic Neue" w:hAnsi="Comic Neue" w:eastAsia="Comic Neue"/>
+          <w:b/>
+          <w:i w:val="0"/>
+          <w:color w:val="007B89"/>
+          <w:sz w:val="16"/>
+        </w:rPr>
+        <w:t xml:space="preserve">POWERSHELL / DNS  </w:t>
+      </w:r>
+    </w:p>
+    <w:tbl>
+      <w:tblPr>
+        <w:tblW w:type="auto" w:w="0"/>
+        <w:jc w:val="center"/>
+        <w:tblLook w:firstColumn="1" w:firstRow="1" w:lastColumn="0" w:lastRow="0" w:noHBand="0" w:noVBand="1" w:val="04A0"/>
+      </w:tblPr>
+      <w:tblGrid>
+        <w:gridCol w:w="10108"/>
+      </w:tblGrid>
+      <w:tr>
+        <w:tc>
+          <w:tcPr>
+            <w:tcW w:type="dxa" w:w="10108"/>
+            <w:shd w:fill="EEF5FA"/>
+            <w:tcMar>
+              <w:top w:w="55" w:type="dxa"/>
+              <w:start w:w="110" w:type="dxa"/>
+              <w:bottom w:w="55" w:type="dxa"/>
+              <w:end w:w="110" w:type="dxa"/>
+            </w:tcMar>
+          </w:tcPr>
+          <w:p>
+            <w:pPr>
+              <w:spacing w:before="0" w:after="0" w:line="240" w:lineRule="auto"/>
+            </w:pPr>
+            <w:r>
+              <w:rPr>
+                <w:rFonts w:ascii="DejaVu Sans Mono" w:hAnsi="DejaVu Sans Mono" w:eastAsia="DejaVu Sans Mono"/>
+                <w:b w:val="0"/>
+                <w:i w:val="0"/>
+                <w:color w:val="172E45"/>
+                <w:sz w:val="16"/>
+              </w:rPr>
+              <w:t>Resolve-DnsName example.com</w:t>
+            </w:r>
+          </w:p>
+        </w:tc>
+      </w:tr>
+    </w:tbl>
+    <w:p>
+      <w:pPr>
+        <w:spacing w:before="0" w:after="60" w:line="240" w:lineRule="auto"/>
+      </w:pPr>
+      <w:r>
+        <w:rPr>
+          <w:rFonts w:ascii="Comic Neue" w:hAnsi="Comic Neue" w:eastAsia="Comic Neue"/>
+          <w:b w:val="0"/>
+          <w:i/>
+          <w:color w:val="5D6E80"/>
+          <w:sz w:val="17"/>
+        </w:rPr>
+        <w:t>Demonstrate a simple DNS lookup. Use only queries appropriate to the course and network rules.</w:t>
+      </w:r>
+    </w:p>
+    <w:p>
+      <w:pPr>
+        <w:keepNext/>
+        <w:spacing w:before="60" w:after="0" w:line="240" w:lineRule="auto"/>
+      </w:pPr>
+      <w:r>
+        <w:rPr>
+          <w:rFonts w:ascii="Comic Neue" w:hAnsi="Comic Neue" w:eastAsia="Comic Neue"/>
+          <w:b/>
+          <w:i w:val="0"/>
+          <w:color w:val="007B89"/>
+          <w:sz w:val="16"/>
+        </w:rPr>
+        <w:t xml:space="preserve">NMAP / LOCALHOST ONLY  </w:t>
+      </w:r>
+    </w:p>
+    <w:tbl>
+      <w:tblPr>
+        <w:tblW w:type="auto" w:w="0"/>
+        <w:jc w:val="center"/>
+        <w:tblLook w:firstColumn="1" w:firstRow="1" w:lastColumn="0" w:lastRow="0" w:noHBand="0" w:noVBand="1" w:val="04A0"/>
+      </w:tblPr>
+      <w:tblGrid>
+        <w:gridCol w:w="10108"/>
+      </w:tblGrid>
+      <w:tr>
+        <w:tc>
+          <w:tcPr>
+            <w:tcW w:type="dxa" w:w="10108"/>
+            <w:shd w:fill="EEF5FA"/>
+            <w:tcMar>
+              <w:top w:w="55" w:type="dxa"/>
+              <w:start w:w="110" w:type="dxa"/>
+              <w:bottom w:w="55" w:type="dxa"/>
+              <w:end w:w="110" w:type="dxa"/>
+            </w:tcMar>
+          </w:tcPr>
+          <w:p>
+            <w:pPr>
+              <w:spacing w:before="0" w:after="0" w:line="240" w:lineRule="auto"/>
+            </w:pPr>
+            <w:r>
+              <w:rPr>
+                <w:rFonts w:ascii="DejaVu Sans Mono" w:hAnsi="DejaVu Sans Mono" w:eastAsia="DejaVu Sans Mono"/>
+                <w:b w:val="0"/>
+                <w:i w:val="0"/>
+                <w:color w:val="172E45"/>
+                <w:sz w:val="16"/>
+              </w:rPr>
+              <w:t>nmap -sT -Pn --top-ports 20 127.0.0.1</w:t>
+            </w:r>
+          </w:p>
+        </w:tc>
+      </w:tr>
+    </w:tbl>
+    <w:p>
+      <w:pPr>
+        <w:spacing w:before="0" w:after="60" w:line="240" w:lineRule="auto"/>
+      </w:pPr>
+      <w:r>
+        <w:rPr>
+          <w:rFonts w:ascii="Comic Neue" w:hAnsi="Comic Neue" w:eastAsia="Comic Neue"/>
+          <w:b w:val="0"/>
+          <w:i/>
+          <w:color w:val="5D6E80"/>
+          <w:sz w:val="17"/>
+        </w:rPr>
+        <w:t>A basic TCP scan of your own loopback interface. For hosted labs, scan only the IP/hostname assigned by that lab.</w:t>
+      </w:r>
+    </w:p>
+    <w:p>
+      <w:pPr>
+        <w:keepNext/>
+        <w:spacing w:before="60" w:after="0" w:line="240" w:lineRule="auto"/>
+      </w:pPr>
+      <w:r>
+        <w:rPr>
+          <w:rFonts w:ascii="Comic Neue" w:hAnsi="Comic Neue" w:eastAsia="Comic Neue"/>
+          <w:b/>
+          <w:i w:val="0"/>
+          <w:color w:val="007B89"/>
+          <w:sz w:val="16"/>
+        </w:rPr>
+        <w:t xml:space="preserve">NMAP / LAB-ASSIGNED TARGET  </w:t>
+      </w:r>
+    </w:p>
+    <w:tbl>
+      <w:tblPr>
+        <w:tblW w:type="auto" w:w="0"/>
+        <w:jc w:val="center"/>
+        <w:tblLook w:firstColumn="1" w:firstRow="1" w:lastColumn="0" w:lastRow="0" w:noHBand="0" w:noVBand="1" w:val="04A0"/>
+      </w:tblPr>
+      <w:tblGrid>
+        <w:gridCol w:w="10108"/>
+      </w:tblGrid>
+      <w:tr>
+        <w:tc>
+          <w:tcPr>
+            <w:tcW w:type="dxa" w:w="10108"/>
+            <w:shd w:fill="EEF5FA"/>
+            <w:tcMar>
+              <w:top w:w="55" w:type="dxa"/>
+              <w:start w:w="110" w:type="dxa"/>
+              <w:bottom w:w="55" w:type="dxa"/>
+              <w:end w:w="110" w:type="dxa"/>
+            </w:tcMar>
+          </w:tcPr>
+          <w:p>
+            <w:pPr>
+              <w:spacing w:before="0" w:after="0" w:line="240" w:lineRule="auto"/>
+            </w:pPr>
+            <w:r>
+              <w:rPr>
+                <w:rFonts w:ascii="DejaVu Sans Mono" w:hAnsi="DejaVu Sans Mono" w:eastAsia="DejaVu Sans Mono"/>
+                <w:b w:val="0"/>
+                <w:i w:val="0"/>
+                <w:color w:val="172E45"/>
+                <w:sz w:val="16"/>
+              </w:rPr>
+              <w:t>nmap -sT -Pn -p 22,80,443 "$LAB_TARGET"</w:t>
+            </w:r>
+          </w:p>
+        </w:tc>
+      </w:tr>
+    </w:tbl>
+    <w:p>
+      <w:pPr>
+        <w:spacing w:before="0" w:after="60" w:line="240" w:lineRule="auto"/>
+      </w:pPr>
+      <w:r>
+        <w:rPr>
+          <w:rFonts w:ascii="Comic Neue" w:hAnsi="Comic Neue" w:eastAsia="Comic Neue"/>
+          <w:b w:val="0"/>
+          <w:i/>
+          <w:color w:val="5D6E80"/>
+          <w:sz w:val="17"/>
+        </w:rPr>
+        <w:t>Replace LAB_TARGET only with the address explicitly provided by the training room; do not substitute a public or third-party address.</w:t>
+      </w:r>
+    </w:p>
+    <w:p>
+      <w:pPr>
+        <w:keepNext/>
+        <w:spacing w:before="60" w:after="0" w:line="240" w:lineRule="auto"/>
+      </w:pPr>
+      <w:r>
+        <w:rPr>
+          <w:rFonts w:ascii="Comic Neue" w:hAnsi="Comic Neue" w:eastAsia="Comic Neue"/>
+          <w:b/>
+          <w:i w:val="0"/>
+          <w:color w:val="007B89"/>
+          <w:sz w:val="16"/>
+        </w:rPr>
+        <w:t xml:space="preserve">OWASP JUICE SHOP / OBTAIN SOURCE  </w:t>
+      </w:r>
+    </w:p>
+    <w:tbl>
+      <w:tblPr>
+        <w:tblW w:type="auto" w:w="0"/>
+        <w:jc w:val="center"/>
+        <w:tblLook w:firstColumn="1" w:firstRow="1" w:lastColumn="0" w:lastRow="0" w:noHBand="0" w:noVBand="1" w:val="04A0"/>
+      </w:tblPr>
+      <w:tblGrid>
+        <w:gridCol w:w="10108"/>
+      </w:tblGrid>
+      <w:tr>
+        <w:tc>
+          <w:tcPr>
+            <w:tcW w:type="dxa" w:w="10108"/>
+            <w:shd w:fill="EEF5FA"/>
+            <w:tcMar>
+              <w:top w:w="55" w:type="dxa"/>
+              <w:start w:w="110" w:type="dxa"/>
+              <w:bottom w:w="55" w:type="dxa"/>
+              <w:end w:w="110" w:type="dxa"/>
+            </w:tcMar>
+          </w:tcPr>
+          <w:p>
+            <w:pPr>
+              <w:spacing w:before="0" w:after="0" w:line="240" w:lineRule="auto"/>
+            </w:pPr>
+            <w:r>
+              <w:rPr>
+                <w:rFonts w:ascii="DejaVu Sans Mono" w:hAnsi="DejaVu Sans Mono" w:eastAsia="DejaVu Sans Mono"/>
+                <w:b w:val="0"/>
+                <w:i w:val="0"/>
+                <w:color w:val="172E45"/>
+                <w:sz w:val="16"/>
+              </w:rPr>
+              <w:t>git clone --depth 1 https://github.com/juice-shop/juice-shop.git</w:t>
+            </w:r>
+          </w:p>
+        </w:tc>
+      </w:tr>
+    </w:tbl>
+    <w:p>
+      <w:pPr>
+        <w:spacing w:before="0" w:after="60" w:line="240" w:lineRule="auto"/>
+      </w:pPr>
+      <w:r>
+        <w:rPr>
+          <w:rFonts w:ascii="Comic Neue" w:hAnsi="Comic Neue" w:eastAsia="Comic Neue"/>
+          <w:b w:val="0"/>
+          <w:i/>
+          <w:color w:val="5D6E80"/>
+          <w:sz w:val="17"/>
+        </w:rPr>
+        <w:t>Fetch the official open-source training app source into your current directory. This operation is not a scan.</w:t>
+      </w:r>
+    </w:p>
+    <w:tbl>
+      <w:tblPr>
+        <w:tblW w:type="auto" w:w="0"/>
+        <w:jc w:val="center"/>
+        <w:tblLayout w:type="autofit"/>
+        <w:tblLook w:firstColumn="1" w:firstRow="1" w:lastColumn="0" w:lastRow="0" w:noHBand="0" w:noVBand="1" w:val="04A0"/>
+      </w:tblPr>
+      <w:tblGrid>
+        <w:gridCol w:w="10108"/>
+      </w:tblGrid>
+      <w:tr>
+        <w:tc>
+          <w:tcPr>
+            <w:tcW w:type="dxa" w:w="10108"/>
+            <w:shd w:fill="E4F0FF"/>
+            <w:tcMar>
+              <w:top w:w="90" w:type="dxa"/>
+              <w:start w:w="150" w:type="dxa"/>
+              <w:bottom w:w="90" w:type="dxa"/>
+              <w:end w:w="150" w:type="dxa"/>
+            </w:tcMar>
+          </w:tcPr>
+          <w:p>
+            <w:pPr>
+              <w:spacing w:before="0" w:after="0" w:line="240" w:lineRule="auto"/>
+            </w:pPr>
+            <w:r>
+              <w:rPr>
+                <w:rFonts w:ascii="Comic Neue" w:hAnsi="Comic Neue" w:eastAsia="Comic Neue"/>
+                <w:b/>
+                <w:i/>
+                <w:color w:val="275D9B"/>
+                <w:sz w:val="18"/>
+              </w:rPr>
+              <w:t xml:space="preserve">COMMAND HABIT  </w:t>
+            </w:r>
+            <w:r>
+              <w:rPr>
+                <w:rFonts w:ascii="Comic Neue" w:hAnsi="Comic Neue" w:eastAsia="Comic Neue"/>
+                <w:b w:val="0"/>
+                <w:i w:val="0"/>
+                <w:color w:val="2F3E50"/>
+                <w:sz w:val="18"/>
+              </w:rPr>
+              <w:t>Check the current working directory, shell, target, and expected effect before pressing Enter. Save the exact command and the output that mattered.</w:t>
+            </w:r>
+          </w:p>
+        </w:tc>
+      </w:tr>
+    </w:tbl>
+    <w:p>
+      <w:pPr>
+        <w:spacing w:after="0"/>
+      </w:pPr>
+    </w:p>
+    <w:p>
+      <w:pPr>
+        <w:pageBreakBefore/>
+        <w:spacing w:before="0" w:after="20" w:line="240" w:lineRule="auto"/>
+        <w:jc w:val="right"/>
+      </w:pPr>
+      <w:r>
+        <w:rPr>
+          <w:rFonts w:ascii="Comic Neue" w:hAnsi="Comic Neue" w:eastAsia="Comic Neue"/>
+          <w:b/>
+          <w:i/>
+          <w:color w:val="688097"/>
+          <w:sz w:val="15"/>
+        </w:rPr>
+        <w:t>RUN THE EXERCISE - RECORD WHAT THE EVIDENCE REALLY SHOWS</w:t>
+      </w:r>
+    </w:p>
+    <w:p>
+      <w:pPr>
+        <w:keepNext/>
+        <w:spacing w:before="100" w:after="80" w:line="240" w:lineRule="auto"/>
+      </w:pPr>
+      <w:r>
+        <w:rPr>
+          <w:rFonts w:ascii="Comic Neue" w:hAnsi="Comic Neue" w:eastAsia="Comic Neue"/>
+          <w:b/>
+          <w:i/>
+          <w:color w:val="087F8C"/>
+          <w:sz w:val="34"/>
+        </w:rPr>
+        <w:t>Guided lab run</w:t>
+      </w:r>
+    </w:p>
+    <w:p>
+      <w:pPr>
+        <w:pStyle w:val="ListBullet"/>
+        <w:spacing w:before="0" w:after="40" w:line="240" w:lineRule="auto"/>
+      </w:pPr>
+      <w:r>
+        <w:rPr>
+          <w:rFonts w:ascii="Comic Neue" w:hAnsi="Comic Neue" w:eastAsia="Comic Neue"/>
+          <w:b w:val="0"/>
+          <w:i w:val="0"/>
+          <w:color w:val="283A50"/>
+          <w:sz w:val="19"/>
+        </w:rPr>
+        <w:t>1. Choose the right shell: Bash for Linux, cmd.exe for Windows CMD, or PowerShell for Windows scripting.</w:t>
+      </w:r>
+    </w:p>
+    <w:p>
+      <w:pPr>
+        <w:pStyle w:val="ListBullet"/>
+        <w:spacing w:before="0" w:after="40" w:line="240" w:lineRule="auto"/>
+      </w:pPr>
+      <w:r>
+        <w:rPr>
+          <w:rFonts w:ascii="Comic Neue" w:hAnsi="Comic Neue" w:eastAsia="Comic Neue"/>
+          <w:b w:val="0"/>
+          <w:i w:val="0"/>
+          <w:color w:val="283A50"/>
+          <w:sz w:val="19"/>
+        </w:rPr>
+        <w:t>2. Copy one command at a time; check the current directory and target before running it.</w:t>
+      </w:r>
+    </w:p>
+    <w:p>
+      <w:pPr>
+        <w:pStyle w:val="ListBullet"/>
+        <w:spacing w:before="0" w:after="40" w:line="240" w:lineRule="auto"/>
+      </w:pPr>
+      <w:r>
+        <w:rPr>
+          <w:rFonts w:ascii="Comic Neue" w:hAnsi="Comic Neue" w:eastAsia="Comic Neue"/>
+          <w:b w:val="0"/>
+          <w:i w:val="0"/>
+          <w:color w:val="283A50"/>
+          <w:sz w:val="19"/>
+        </w:rPr>
+        <w:t>3. Prefer local sample files and 127.0.0.1 before using a hosted target.</w:t>
+      </w:r>
+    </w:p>
+    <w:p>
+      <w:pPr>
+        <w:pStyle w:val="ListBullet"/>
+        <w:spacing w:before="0" w:after="40" w:line="240" w:lineRule="auto"/>
+      </w:pPr>
+      <w:r>
+        <w:rPr>
+          <w:rFonts w:ascii="Comic Neue" w:hAnsi="Comic Neue" w:eastAsia="Comic Neue"/>
+          <w:b w:val="0"/>
+          <w:i w:val="0"/>
+          <w:color w:val="283A50"/>
+          <w:sz w:val="19"/>
+        </w:rPr>
+        <w:t>4. For scanning, use the exact range written in the course’s scope; keep a copy of that scope in your notes.</w:t>
+      </w:r>
+    </w:p>
+    <w:p>
+      <w:pPr>
+        <w:pStyle w:val="ListBullet"/>
+        <w:spacing w:before="0" w:after="40" w:line="240" w:lineRule="auto"/>
+      </w:pPr>
+      <w:r>
+        <w:rPr>
+          <w:rFonts w:ascii="Comic Neue" w:hAnsi="Comic Neue" w:eastAsia="Comic Neue"/>
+          <w:b w:val="0"/>
+          <w:i w:val="0"/>
+          <w:color w:val="283A50"/>
+          <w:sz w:val="19"/>
+        </w:rPr>
+        <w:t>5. Record what a command does and what output would change your next decision.</w:t>
+      </w:r>
+    </w:p>
+    <w:p>
+      <w:pPr>
+        <w:keepNext/>
+        <w:spacing w:before="40" w:after="80" w:line="240" w:lineRule="auto"/>
+      </w:pPr>
+      <w:r>
+        <w:rPr>
+          <w:rFonts w:ascii="Comic Neue" w:hAnsi="Comic Neue" w:eastAsia="Comic Neue"/>
+          <w:b/>
+          <w:i/>
+          <w:color w:val="B34778"/>
+          <w:sz w:val="25"/>
+        </w:rPr>
+        <w:t>Evidence checklist</w:t>
+      </w:r>
+    </w:p>
+    <w:p>
+      <w:pPr>
+        <w:pStyle w:val="ListBullet"/>
+        <w:spacing w:before="0" w:after="40" w:line="240" w:lineRule="auto"/>
+      </w:pPr>
+      <w:r>
+        <w:rPr>
+          <w:rFonts w:ascii="Comic Neue" w:hAnsi="Comic Neue" w:eastAsia="Comic Neue"/>
+          <w:b w:val="0"/>
+          <w:i w:val="0"/>
+          <w:color w:val="283A50"/>
+          <w:sz w:val="19"/>
+        </w:rPr>
+        <w:t>[ ] What exact lab instance or sample file was used?</w:t>
+      </w:r>
+    </w:p>
+    <w:p>
+      <w:pPr>
+        <w:pStyle w:val="ListBullet"/>
+        <w:spacing w:before="0" w:after="40" w:line="240" w:lineRule="auto"/>
+      </w:pPr>
+      <w:r>
+        <w:rPr>
+          <w:rFonts w:ascii="Comic Neue" w:hAnsi="Comic Neue" w:eastAsia="Comic Neue"/>
+          <w:b w:val="0"/>
+          <w:i w:val="0"/>
+          <w:color w:val="283A50"/>
+          <w:sz w:val="19"/>
+        </w:rPr>
+        <w:t>[ ] Which command/query and time range produced the observation?</w:t>
+      </w:r>
+    </w:p>
+    <w:p>
+      <w:pPr>
+        <w:pStyle w:val="ListBullet"/>
+        <w:spacing w:before="0" w:after="40" w:line="240" w:lineRule="auto"/>
+      </w:pPr>
+      <w:r>
+        <w:rPr>
+          <w:rFonts w:ascii="Comic Neue" w:hAnsi="Comic Neue" w:eastAsia="Comic Neue"/>
+          <w:b w:val="0"/>
+          <w:i w:val="0"/>
+          <w:color w:val="283A50"/>
+          <w:sz w:val="19"/>
+        </w:rPr>
+        <w:t>[ ] What is the directly observed fact, separate from your inference?</w:t>
+      </w:r>
+    </w:p>
+    <w:p>
+      <w:pPr>
+        <w:pStyle w:val="ListBullet"/>
+        <w:spacing w:before="0" w:after="40" w:line="240" w:lineRule="auto"/>
+      </w:pPr>
+      <w:r>
+        <w:rPr>
+          <w:rFonts w:ascii="Comic Neue" w:hAnsi="Comic Neue" w:eastAsia="Comic Neue"/>
+          <w:b w:val="0"/>
+          <w:i w:val="0"/>
+          <w:color w:val="283A50"/>
+          <w:sz w:val="19"/>
+        </w:rPr>
+        <w:t>[ ] What benign/alternative explanation could fit?</w:t>
+      </w:r>
+    </w:p>
+    <w:p>
+      <w:pPr>
+        <w:pStyle w:val="ListBullet"/>
+        <w:spacing w:before="0" w:after="40" w:line="240" w:lineRule="auto"/>
+      </w:pPr>
+      <w:r>
+        <w:rPr>
+          <w:rFonts w:ascii="Comic Neue" w:hAnsi="Comic Neue" w:eastAsia="Comic Neue"/>
+          <w:b w:val="0"/>
+          <w:i w:val="0"/>
+          <w:color w:val="283A50"/>
+          <w:sz w:val="19"/>
+        </w:rPr>
+        <w:t>[ ] What extra record or control would help confirm the conclusion?</w:t>
+      </w:r>
+    </w:p>
+    <w:p>
+      <w:pPr>
+        <w:keepNext/>
+        <w:spacing w:before="40" w:after="80" w:line="240" w:lineRule="auto"/>
+      </w:pPr>
+      <w:r>
+        <w:rPr>
+          <w:rFonts w:ascii="Comic Neue" w:hAnsi="Comic Neue" w:eastAsia="Comic Neue"/>
+          <w:b/>
+          <w:i/>
+          <w:color w:val="B34778"/>
+          <w:sz w:val="25"/>
+        </w:rPr>
+        <w:t>Check your understanding</w:t>
+      </w:r>
+    </w:p>
+    <w:p>
+      <w:pPr>
+        <w:keepNext/>
+        <w:spacing w:before="40" w:after="20" w:line="240" w:lineRule="auto"/>
+      </w:pPr>
+      <w:r>
+        <w:rPr>
+          <w:rFonts w:ascii="Comic Neue" w:hAnsi="Comic Neue" w:eastAsia="Comic Neue"/>
+          <w:b/>
+          <w:i/>
+          <w:color w:val="B34778"/>
+          <w:sz w:val="19"/>
+        </w:rPr>
+        <w:t>Q  What is the difference between `ipconfig` and `nmap`?</w:t>
+      </w:r>
+    </w:p>
+    <w:p>
+      <w:pPr>
+        <w:spacing w:before="0" w:after="60" w:line="240" w:lineRule="auto"/>
+      </w:pPr>
+      <w:r>
+        <w:rPr>
+          <w:rFonts w:ascii="Comic Neue" w:hAnsi="Comic Neue" w:eastAsia="Comic Neue"/>
+          <w:b w:val="0"/>
+          <w:i w:val="0"/>
+          <w:color w:val="263D52"/>
+          <w:sz w:val="18"/>
+        </w:rPr>
+        <w:t>Think it through: ipconfig displays the local Windows network configuration; nmap sends probes to the specified target.</w:t>
+      </w:r>
+    </w:p>
+    <w:p>
+      <w:pPr>
+        <w:keepNext/>
+        <w:spacing w:before="40" w:after="20" w:line="240" w:lineRule="auto"/>
+      </w:pPr>
+      <w:r>
+        <w:rPr>
+          <w:rFonts w:ascii="Comic Neue" w:hAnsi="Comic Neue" w:eastAsia="Comic Neue"/>
+          <w:b/>
+          <w:i/>
+          <w:color w:val="B34778"/>
+          <w:sz w:val="19"/>
+        </w:rPr>
+        <w:t>Q  Can `nmap -sV` be used against any public IP?</w:t>
+      </w:r>
+    </w:p>
+    <w:p>
+      <w:pPr>
+        <w:spacing w:before="0" w:after="60" w:line="240" w:lineRule="auto"/>
+      </w:pPr>
+      <w:r>
+        <w:rPr>
+          <w:rFonts w:ascii="Comic Neue" w:hAnsi="Comic Neue" w:eastAsia="Comic Neue"/>
+          <w:b w:val="0"/>
+          <w:i w:val="0"/>
+          <w:color w:val="263D52"/>
+          <w:sz w:val="18"/>
+        </w:rPr>
+        <w:t>Think it through: No. Scan only localhost, your own network with permission, or a target explicitly in scope for the lab.</w:t>
+      </w:r>
+    </w:p>
+    <w:p>
+      <w:pPr>
+        <w:keepNext/>
+        <w:spacing w:before="40" w:after="20" w:line="240" w:lineRule="auto"/>
+      </w:pPr>
+      <w:r>
+        <w:rPr>
+          <w:rFonts w:ascii="Comic Neue" w:hAnsi="Comic Neue" w:eastAsia="Comic Neue"/>
+          <w:b/>
+          <w:i/>
+          <w:color w:val="B34778"/>
+          <w:sz w:val="19"/>
+        </w:rPr>
+        <w:t>Q  Why is `git clone` not the same as scanning the Git host?</w:t>
+      </w:r>
+    </w:p>
+    <w:p>
+      <w:pPr>
+        <w:spacing w:before="0" w:after="60" w:line="240" w:lineRule="auto"/>
+      </w:pPr>
+      <w:r>
+        <w:rPr>
+          <w:rFonts w:ascii="Comic Neue" w:hAnsi="Comic Neue" w:eastAsia="Comic Neue"/>
+          <w:b w:val="0"/>
+          <w:i w:val="0"/>
+          <w:color w:val="263D52"/>
+          <w:sz w:val="18"/>
+        </w:rPr>
+        <w:t>Think it through: It requests repository data from the specified remote; it does not probe the repository host’s ports or services.</w:t>
+      </w:r>
+    </w:p>
+    <w:tbl>
+      <w:tblPr>
+        <w:tblW w:type="auto" w:w="0"/>
+        <w:jc w:val="center"/>
+        <w:tblLayout w:type="autofit"/>
+        <w:tblLook w:firstColumn="1" w:firstRow="1" w:lastColumn="0" w:lastRow="0" w:noHBand="0" w:noVBand="1" w:val="04A0"/>
+      </w:tblPr>
+      <w:tblGrid>
+        <w:gridCol w:w="10108"/>
+      </w:tblGrid>
+      <w:tr>
+        <w:tc>
+          <w:tcPr>
+            <w:tcW w:type="dxa" w:w="10108"/>
+            <w:shd w:fill="FFF1C9"/>
+            <w:tcMar>
+              <w:top w:w="90" w:type="dxa"/>
+              <w:start w:w="150" w:type="dxa"/>
+              <w:bottom w:w="90" w:type="dxa"/>
+              <w:end w:w="150" w:type="dxa"/>
+            </w:tcMar>
+          </w:tcPr>
+          <w:p>
+            <w:pPr>
+              <w:spacing w:before="0" w:after="0" w:line="240" w:lineRule="auto"/>
+            </w:pPr>
+            <w:r>
+              <w:rPr>
+                <w:rFonts w:ascii="Comic Neue" w:hAnsi="Comic Neue" w:eastAsia="Comic Neue"/>
+                <w:b/>
+                <w:i/>
+                <w:color w:val="8A5A00"/>
+                <w:sz w:val="18"/>
+              </w:rPr>
+              <w:t xml:space="preserve">NOTEBOOK CLOSE-OUT  </w:t>
+            </w:r>
+            <w:r>
+              <w:rPr>
+                <w:rFonts w:ascii="Comic Neue" w:hAnsi="Comic Neue" w:eastAsia="Comic Neue"/>
+                <w:b w:val="0"/>
+                <w:i w:val="0"/>
+                <w:color w:val="2F3E50"/>
+                <w:sz w:val="18"/>
+              </w:rPr>
+              <w:t>Finish with: Observation / Evidence source / Why it matters / Alternative explanation / Next check / Limitation. A careful “not enough evidence yet” is a valid professional result.</w:t>
+            </w:r>
+          </w:p>
+        </w:tc>
+      </w:tr>
+    </w:tbl>
+    <w:p>
+      <w:pPr>
+        <w:spacing w:after="0"/>
+      </w:pPr>
+    </w:p>
     <w:sectPr>
       <w:headerReference w:type="default" r:id="rId9"/>
       <w:footerReference w:type="default" r:id="rId10"/>
